--- a/123.docx
+++ b/123.docx
@@ -4,7 +4,13 @@
   <w:body>
     <w:p>
       <w:r>
-        <w:t>wgdrgdfghsfjfxdghdf</w:t>
+        <w:t>wgdrgdfghsfj</w:t>
+      </w:r>
+      <w:r>
+        <w:t>jyjuytdjujgh</w:t>
+      </w:r>
+      <w:r>
+        <w:t>fxdghdf</w:t>
       </w:r>
     </w:p>
     <w:sectPr>

--- a/123.docx
+++ b/123.docx
@@ -4,13 +4,7 @@
   <w:body>
     <w:p>
       <w:r>
-        <w:t>wgdrgdfghsfj</w:t>
-      </w:r>
-      <w:r>
-        <w:t>jyjuytdjujgh</w:t>
-      </w:r>
-      <w:r>
-        <w:t>fxdghdf</w:t>
+        <w:t>kacper</w:t>
       </w:r>
     </w:p>
     <w:sectPr>

--- a/123.docx
+++ b/123.docx
@@ -4,7 +4,7 @@
   <w:body>
     <w:p>
       <w:r>
-        <w:t>wgdrgdfghsfjfxdghdf</w:t>
+        <w:t>kacper</w:t>
       </w:r>
     </w:p>
     <w:sectPr>

--- a/123.docx
+++ b/123.docx
@@ -4,7 +4,15 @@
   <w:body>
     <w:p>
       <w:r>
-        <w:t>kacper</w:t>
+        <w:t>K</w:t>
+      </w:r>
+      <w:r>
+        <w:t>acper</w:t>
+      </w:r>
+    </w:p>
+    <w:p>
+      <w:r>
+        <w:t>123</w:t>
       </w:r>
     </w:p>
     <w:sectPr>
